--- a/Проект/Документи/доклад.docx
+++ b/Проект/Документи/доклад.docx
@@ -343,7 +343,7 @@
                   <wp:docPr id="12" name="Графика 201">
                     <a:extLst xmlns:a="http://schemas.openxmlformats.org/drawingml/2006/main">
                       <a:ext uri="{FF2B5EF4-FFF2-40B4-BE49-F238E27FC236}">
-                        <a16:creationId xmlns="" xmlns:cx="http://schemas.microsoft.com/office/drawing/2014/chartex" xmlns:cx1="http://schemas.microsoft.com/office/drawing/2015/9/8/chartex" xmlns:cx2="http://schemas.microsoft.com/office/drawing/2015/10/21/chartex" xmlns:cx3="http://schemas.microsoft.com/office/drawing/2016/5/9/chartex" xmlns:cx4="http://schemas.microsoft.com/office/drawing/2016/5/10/chartex" xmlns:cx5="http://schemas.microsoft.com/office/drawing/2016/5/11/chartex" xmlns:cx6="http://schemas.microsoft.com/office/drawing/2016/5/12/chartex" xmlns:cx7="http://schemas.microsoft.com/office/drawing/2016/5/13/chartex" xmlns:cx8="http://schemas.microsoft.com/office/drawing/2016/5/14/chartex" xmlns:aink="http://schemas.microsoft.com/office/drawing/2016/ink" xmlns:am3d="http://schemas.microsoft.com/office/drawing/2017/model3d" xmlns:o="urn:schemas-microsoft-com:office:office" xmlns:v="urn:schemas-microsoft-com:vml" xmlns:w10="urn:schemas-microsoft-com:office:word" xmlns:w="http://schemas.openxmlformats.org/wordprocessingml/2006/main" xmlns:w15="http://schemas.microsoft.com/office/word/2012/wordml" xmlns:w16cid="http://schemas.microsoft.com/office/word/2016/wordml/cid" xmlns:w16se="http://schemas.microsoft.com/office/word/2015/wordml/symex" xmlns:a16="http://schemas.microsoft.com/office/drawing/2014/main" id="{F3D65186-AB5A-4584-87C3-0FAA2992263B}"/>
+                        <a16:creationId xmlns:a16="http://schemas.microsoft.com/office/drawing/2014/main" xmlns:w16se="http://schemas.microsoft.com/office/word/2015/wordml/symex" xmlns:w16cid="http://schemas.microsoft.com/office/word/2016/wordml/cid" xmlns:w15="http://schemas.microsoft.com/office/word/2012/wordml" xmlns:w="http://schemas.openxmlformats.org/wordprocessingml/2006/main" xmlns:w10="urn:schemas-microsoft-com:office:word" xmlns:v="urn:schemas-microsoft-com:vml" xmlns:o="urn:schemas-microsoft-com:office:office" xmlns:am3d="http://schemas.microsoft.com/office/drawing/2017/model3d" xmlns:aink="http://schemas.microsoft.com/office/drawing/2016/ink" xmlns:cx8="http://schemas.microsoft.com/office/drawing/2016/5/14/chartex" xmlns:cx7="http://schemas.microsoft.com/office/drawing/2016/5/13/chartex" xmlns:cx6="http://schemas.microsoft.com/office/drawing/2016/5/12/chartex" xmlns:cx5="http://schemas.microsoft.com/office/drawing/2016/5/11/chartex" xmlns:cx4="http://schemas.microsoft.com/office/drawing/2016/5/10/chartex" xmlns:cx3="http://schemas.microsoft.com/office/drawing/2016/5/9/chartex" xmlns:cx2="http://schemas.microsoft.com/office/drawing/2015/10/21/chartex" xmlns:cx1="http://schemas.microsoft.com/office/drawing/2015/9/8/chartex" xmlns:cx="http://schemas.microsoft.com/office/drawing/2014/chartex" xmlns="" id="{F3D65186-AB5A-4584-87C3-0FAA2992263B}"/>
                       </a:ext>
                     </a:extLst>
                   </wp:docPr>
@@ -355,7 +355,7 @@
                           <pic:cNvPr id="12" name="Графика 201" descr="контейнер за емблема">
                             <a:extLst>
                               <a:ext uri="{FF2B5EF4-FFF2-40B4-BE49-F238E27FC236}">
-                                <a16:creationId xmlns="" xmlns:cx="http://schemas.microsoft.com/office/drawing/2014/chartex" xmlns:cx1="http://schemas.microsoft.com/office/drawing/2015/9/8/chartex" xmlns:cx2="http://schemas.microsoft.com/office/drawing/2015/10/21/chartex" xmlns:cx3="http://schemas.microsoft.com/office/drawing/2016/5/9/chartex" xmlns:cx4="http://schemas.microsoft.com/office/drawing/2016/5/10/chartex" xmlns:cx5="http://schemas.microsoft.com/office/drawing/2016/5/11/chartex" xmlns:cx6="http://schemas.microsoft.com/office/drawing/2016/5/12/chartex" xmlns:cx7="http://schemas.microsoft.com/office/drawing/2016/5/13/chartex" xmlns:cx8="http://schemas.microsoft.com/office/drawing/2016/5/14/chartex" xmlns:aink="http://schemas.microsoft.com/office/drawing/2016/ink" xmlns:am3d="http://schemas.microsoft.com/office/drawing/2017/model3d" xmlns:o="urn:schemas-microsoft-com:office:office" xmlns:v="urn:schemas-microsoft-com:vml" xmlns:w10="urn:schemas-microsoft-com:office:word" xmlns:w="http://schemas.openxmlformats.org/wordprocessingml/2006/main" xmlns:w15="http://schemas.microsoft.com/office/word/2012/wordml" xmlns:w16cid="http://schemas.microsoft.com/office/word/2016/wordml/cid" xmlns:w16se="http://schemas.microsoft.com/office/word/2015/wordml/symex" xmlns:a16="http://schemas.microsoft.com/office/drawing/2014/main" id="{F3D65186-AB5A-4584-87C3-0FAA2992263B}"/>
+                                <a16:creationId xmlns:a16="http://schemas.microsoft.com/office/drawing/2014/main" xmlns:w16se="http://schemas.microsoft.com/office/word/2015/wordml/symex" xmlns:w16cid="http://schemas.microsoft.com/office/word/2016/wordml/cid" xmlns:w15="http://schemas.microsoft.com/office/word/2012/wordml" xmlns:w="http://schemas.openxmlformats.org/wordprocessingml/2006/main" xmlns:w10="urn:schemas-microsoft-com:office:word" xmlns:v="urn:schemas-microsoft-com:vml" xmlns:o="urn:schemas-microsoft-com:office:office" xmlns:am3d="http://schemas.microsoft.com/office/drawing/2017/model3d" xmlns:aink="http://schemas.microsoft.com/office/drawing/2016/ink" xmlns:cx8="http://schemas.microsoft.com/office/drawing/2016/5/14/chartex" xmlns:cx7="http://schemas.microsoft.com/office/drawing/2016/5/13/chartex" xmlns:cx6="http://schemas.microsoft.com/office/drawing/2016/5/12/chartex" xmlns:cx5="http://schemas.microsoft.com/office/drawing/2016/5/11/chartex" xmlns:cx4="http://schemas.microsoft.com/office/drawing/2016/5/10/chartex" xmlns:cx3="http://schemas.microsoft.com/office/drawing/2016/5/9/chartex" xmlns:cx2="http://schemas.microsoft.com/office/drawing/2015/10/21/chartex" xmlns:cx1="http://schemas.microsoft.com/office/drawing/2015/9/8/chartex" xmlns:cx="http://schemas.microsoft.com/office/drawing/2014/chartex" xmlns="" id="{F3D65186-AB5A-4584-87C3-0FAA2992263B}"/>
                               </a:ext>
                             </a:extLst>
                           </pic:cNvPr>
@@ -408,7 +408,6 @@
           <w:docPartUnique/>
         </w:docPartObj>
       </w:sdtPr>
-      <w:sdtEndPr/>
       <w:sdtContent>
         <w:p>
           <w:pPr>
@@ -4385,7 +4384,6 @@
         </w:rPr>
         <w:t xml:space="preserve"> Може да се помисли и за </w:t>
       </w:r>
-      <w:bookmarkStart w:id="7" w:name="_GoBack"/>
       <w:r>
         <w:rPr>
           <w:b/>
@@ -4410,7 +4408,6 @@
         </w:rPr>
         <w:t xml:space="preserve"> на Linux среди</w:t>
       </w:r>
-      <w:bookmarkEnd w:id="7"/>
       <w:r>
         <w:t xml:space="preserve">. </w:t>
       </w:r>
@@ -4451,14 +4448,14 @@
       <w:pPr>
         <w:pStyle w:val="1"/>
       </w:pPr>
-      <w:bookmarkStart w:id="8" w:name="_Toc202037712"/>
+      <w:bookmarkStart w:id="7" w:name="_Toc202037712"/>
       <w:r>
         <w:t>Методология</w:t>
       </w:r>
       <w:r>
         <w:t xml:space="preserve"> (технология)</w:t>
       </w:r>
-      <w:bookmarkEnd w:id="8"/>
+      <w:bookmarkEnd w:id="7"/>
     </w:p>
     <w:p>
       <w:pPr>
@@ -4522,11 +4519,11 @@
       <w:pPr>
         <w:pStyle w:val="2"/>
       </w:pPr>
-      <w:bookmarkStart w:id="9" w:name="_Toc202037713"/>
+      <w:bookmarkStart w:id="8" w:name="_Toc202037713"/>
       <w:r>
         <w:t>Алгоритъм и ключови стъпки</w:t>
       </w:r>
-      <w:bookmarkEnd w:id="9"/>
+      <w:bookmarkEnd w:id="8"/>
     </w:p>
     <w:p>
       <w:pPr>
@@ -4567,7 +4564,13 @@
         <w:pStyle w:val="a"/>
       </w:pPr>
       <w:r>
-        <w:t>Принципът FL/W (</w:t>
+        <w:t>Принципът FL</w:t>
+      </w:r>
+      <w:r>
+        <w:t>О</w:t>
+      </w:r>
+      <w:r>
+        <w:t>W (</w:t>
       </w:r>
       <w:proofErr w:type="spellStart"/>
       <w:r>
@@ -4687,6 +4690,7 @@
       <w:pPr>
         <w:pStyle w:val="a0"/>
       </w:pPr>
+      <w:bookmarkStart w:id="9" w:name="_GoBack"/>
       <w:proofErr w:type="spellStart"/>
       <w:r>
         <w:t>MoSCoW</w:t>
@@ -4695,6 +4699,7 @@
       <w:r>
         <w:t xml:space="preserve"> анализ на съдържание</w:t>
       </w:r>
+      <w:bookmarkEnd w:id="9"/>
     </w:p>
     <w:p>
       <w:pPr>
@@ -31654,7 +31659,7 @@
         <w:noProof/>
         <w:lang w:bidi="bg-BG"/>
       </w:rPr>
-      <w:t>8</w:t>
+      <w:t>11</w:t>
     </w:r>
     <w:r>
       <w:rPr>
@@ -37880,6 +37885,7 @@
   <w:style w:type="character" w:default="1" w:styleId="a2">
     <w:name w:val="Default Paragraph Font"/>
     <w:uiPriority w:val="1"/>
+    <w:semiHidden/>
     <w:unhideWhenUsed/>
   </w:style>
   <w:style w:type="table" w:default="1" w:styleId="a3">
@@ -38791,6 +38797,7 @@
   <w:style w:type="character" w:default="1" w:styleId="a2">
     <w:name w:val="Default Paragraph Font"/>
     <w:uiPriority w:val="1"/>
+    <w:semiHidden/>
     <w:unhideWhenUsed/>
   </w:style>
   <w:style w:type="table" w:default="1" w:styleId="a3">
@@ -39692,7 +39699,7 @@
 </file>
 
 <file path=customXml/itemProps1.xml><?xml version="1.0" encoding="utf-8"?>
-<ds:datastoreItem xmlns:ds="http://schemas.openxmlformats.org/officeDocument/2006/customXml" ds:itemID="{26DFC201-960F-4BAC-A725-30C3A2D83A7A}">
+<ds:datastoreItem xmlns:ds="http://schemas.openxmlformats.org/officeDocument/2006/customXml" ds:itemID="{1D78BE33-756D-436F-8B6F-C19703436980}">
   <ds:schemaRefs>
     <ds:schemaRef ds:uri="http://schemas.openxmlformats.org/officeDocument/2006/bibliography"/>
   </ds:schemaRefs>
